--- a/raw/Agos X - Caricamento layer L2.docx
+++ b/raw/Agos X - Caricamento layer L2.docx
@@ -7338,7 +7338,6 @@
           <w:b w:val="1"/>
           <w:bCs w:val="1"/>
           <w:noProof/>
-          <w:highlight w:val="green"/>
           <w:lang w:val="it-IT"/>
         </w:rPr>
         <w:t>Dettagli implementazione storicizzazioni</w:t>
@@ -7350,15 +7349,13 @@
         <w:rPr>
           <w:rFonts w:eastAsia="Arial" w:cs="Arial"/>
           <w:noProof/>
-          <w:highlight w:val="green"/>
-          <w:lang w:val="it-IT"/>
-        </w:rPr>
-      </w:pPr>
-      <w:r>
-        <w:rPr>
-          <w:rFonts w:eastAsia="Arial" w:cs="Arial"/>
-          <w:noProof/>
-          <w:highlight w:val="green"/>
+          <w:lang w:val="it-IT"/>
+        </w:rPr>
+      </w:pPr>
+      <w:r>
+        <w:rPr>
+          <w:rFonts w:eastAsia="Arial" w:cs="Arial"/>
+          <w:noProof/>
           <w:lang w:val="it-IT"/>
         </w:rPr>
         <w:t xml:space="preserve">Storicizzazione S1:                                                                                                                                                   </w:t>
@@ -7375,15 +7372,13 @@
         <w:rPr>
           <w:rFonts w:eastAsia="Arial" w:cs="Arial"/>
           <w:noProof/>
-          <w:highlight w:val="green"/>
-          <w:lang w:val="it-IT"/>
-        </w:rPr>
-      </w:pPr>
-      <w:r>
-        <w:rPr>
-          <w:rFonts w:eastAsia="Arial" w:cs="Arial"/>
-          <w:noProof/>
-          <w:highlight w:val="green"/>
+          <w:lang w:val="it-IT"/>
+        </w:rPr>
+      </w:pPr>
+      <w:r>
+        <w:rPr>
+          <w:rFonts w:eastAsia="Arial" w:cs="Arial"/>
+          <w:noProof/>
           <w:lang w:val="it-IT"/>
         </w:rPr>
         <w:t>S</w:t>
@@ -7392,7 +7387,6 @@
         <w:rPr>
           <w:rFonts w:eastAsia="Arial" w:cs="Arial"/>
           <w:noProof/>
-          <w:highlight w:val="green"/>
           <w:lang w:val="it-IT"/>
         </w:rPr>
         <w:t>i distinguono due sottocasi:</w:t>
@@ -7409,15 +7403,13 @@
         <w:rPr>
           <w:rFonts w:eastAsia="Arial" w:cs="Arial"/>
           <w:noProof/>
-          <w:highlight w:val="green"/>
-          <w:lang w:val="it-IT"/>
-        </w:rPr>
-      </w:pPr>
-      <w:r>
-        <w:rPr>
-          <w:rFonts w:eastAsia="Arial" w:cs="Arial"/>
-          <w:noProof/>
-          <w:highlight w:val="green"/>
+          <w:lang w:val="it-IT"/>
+        </w:rPr>
+      </w:pPr>
+      <w:r>
+        <w:rPr>
+          <w:rFonts w:eastAsia="Arial" w:cs="Arial"/>
+          <w:noProof/>
           <w:lang w:val="it-IT"/>
         </w:rPr>
         <w:t xml:space="preserve">Se la tabella main L1 è già SCD2 (cluster C), TS_INIZIO_VALIDITA e TS_FINE_VALIDITA vengono ereditati direttamente dalla sorgente.                              </w:t>
@@ -7434,25 +7426,21 @@
         <w:rPr>
           <w:rFonts w:eastAsia="Arial" w:cs="Arial"/>
           <w:noProof/>
-          <w:highlight w:val="green"/>
-          <w:lang w:val="it-IT"/>
-        </w:rPr>
-      </w:pPr>
-      <w:r>
-        <w:rPr>
-          <w:rFonts w:eastAsia="Arial" w:cs="Arial"/>
-          <w:noProof/>
-          <w:highlight w:val="green"/>
-          <w:lang w:val="it-IT"/>
-        </w:rPr>
-        <w:lastRenderedPageBreak/>
+          <w:lang w:val="it-IT"/>
+        </w:rPr>
+      </w:pPr>
+      <w:r>
+        <w:rPr>
+          <w:rFonts w:eastAsia="Arial" w:cs="Arial"/>
+          <w:noProof/>
+          <w:lang w:val="it-IT"/>
+        </w:rPr>
         <w:t>Se invece la tabella non è già storicizzata (cluster non-C), TS_INIZIO_VALIDITA viene derivato dal campo timestamp funzionale definito in analisi tecnica e</w:t>
       </w:r>
       <w:r>
         <w:rPr>
           <w:rFonts w:eastAsia="Arial" w:cs="Arial"/>
           <w:noProof/>
-          <w:highlight w:val="green"/>
           <w:lang w:val="it-IT"/>
         </w:rPr>
         <w:t xml:space="preserve"> </w:t>
@@ -7461,7 +7449,6 @@
         <w:rPr>
           <w:rFonts w:eastAsia="Arial" w:cs="Arial"/>
           <w:noProof/>
-          <w:highlight w:val="green"/>
           <w:lang w:val="it-IT"/>
         </w:rPr>
         <w:t>TS_FINE_VALIDITA calcolato a partire da esso.</w:t>
@@ -7478,15 +7465,13 @@
         <w:rPr>
           <w:rFonts w:eastAsia="Arial" w:cs="Arial"/>
           <w:noProof/>
-          <w:highlight w:val="green"/>
-          <w:lang w:val="it-IT"/>
-        </w:rPr>
-      </w:pPr>
-      <w:r>
-        <w:rPr>
-          <w:rFonts w:eastAsia="Arial" w:cs="Arial"/>
-          <w:noProof/>
-          <w:highlight w:val="green"/>
+          <w:lang w:val="it-IT"/>
+        </w:rPr>
+      </w:pPr>
+      <w:r>
+        <w:rPr>
+          <w:rFonts w:eastAsia="Arial" w:cs="Arial"/>
+          <w:noProof/>
           <w:lang w:val="it-IT"/>
         </w:rPr>
         <w:t>Per entrambi i sottocasi la materializzazione è merge con unique_key = [&lt;PK_funzionale&gt;, TS_INIZIO_VALIDITA]: il merge inserisce i nuovi record e aggiorna (chiude)</w:t>
@@ -7495,7 +7480,6 @@
         <w:rPr>
           <w:rFonts w:eastAsia="Arial" w:cs="Arial"/>
           <w:noProof/>
-          <w:highlight w:val="green"/>
           <w:lang w:val="it-IT"/>
         </w:rPr>
         <w:t xml:space="preserve"> </w:t>
@@ -7504,7 +7488,6 @@
         <w:rPr>
           <w:rFonts w:eastAsia="Arial" w:cs="Arial"/>
           <w:noProof/>
-          <w:highlight w:val="green"/>
           <w:lang w:val="it-IT"/>
         </w:rPr>
         <w:t xml:space="preserve">il record attivo precedente. </w:t>
@@ -7521,15 +7504,14 @@
         <w:rPr>
           <w:rFonts w:eastAsia="Arial" w:cs="Arial"/>
           <w:noProof/>
-          <w:highlight w:val="green"/>
-          <w:lang w:val="it-IT"/>
-        </w:rPr>
-      </w:pPr>
-      <w:r>
-        <w:rPr>
-          <w:rFonts w:eastAsia="Arial" w:cs="Arial"/>
-          <w:noProof/>
-          <w:highlight w:val="green"/>
+          <w:highlight w:val="yellow"/>
+          <w:lang w:val="it-IT"/>
+        </w:rPr>
+      </w:pPr>
+      <w:r>
+        <w:rPr>
+          <w:rFonts w:eastAsia="Arial" w:cs="Arial"/>
+          <w:noProof/>
           <w:lang w:val="it-IT"/>
         </w:rPr>
         <w:t xml:space="preserve">Il modello </w:t>
@@ -7538,7 +7520,6 @@
         <w:rPr>
           <w:rFonts w:eastAsia="Arial" w:cs="Arial"/>
           <w:noProof/>
-          <w:highlight w:val="green"/>
           <w:lang w:val="it-IT"/>
         </w:rPr>
         <w:t xml:space="preserve">inoltre </w:t>
@@ -7547,7 +7528,6 @@
         <w:rPr>
           <w:rFonts w:eastAsia="Arial" w:cs="Arial"/>
           <w:noProof/>
-          <w:highlight w:val="green"/>
           <w:lang w:val="it-IT"/>
         </w:rPr>
         <w:t>accorpa gli intervalli di validità di righe per le quali non si verificano variazioni nei campi selezionati dalla tabella main,</w:t>
@@ -7556,7 +7536,6 @@
         <w:rPr>
           <w:rFonts w:eastAsia="Arial" w:cs="Arial"/>
           <w:noProof/>
-          <w:highlight w:val="green"/>
           <w:lang w:val="it-IT"/>
         </w:rPr>
         <w:t xml:space="preserve"> </w:t>
@@ -7565,10 +7544,35 @@
         <w:rPr>
           <w:rFonts w:eastAsia="Arial" w:cs="Arial"/>
           <w:noProof/>
-          <w:highlight w:val="green"/>
           <w:lang w:val="it-IT"/>
         </w:rPr>
         <w:t>evitando la proliferazione di versioni storiche ridondanti.</w:t>
+      </w:r>
+      <w:r>
+        <w:rPr>
+          <w:rFonts w:eastAsia="Arial" w:cs="Arial"/>
+          <w:noProof/>
+          <w:lang w:val="it-IT"/>
+        </w:rPr>
+        <w:t xml:space="preserve"> </w:t>
+      </w:r>
+      <w:r>
+        <w:rPr>
+          <w:rFonts w:eastAsia="Arial" w:cs="Arial"/>
+          <w:noProof/>
+          <w:highlight w:val="yellow"/>
+          <w:lang w:val="it-IT"/>
+        </w:rPr>
+        <w:t>La logica accorpa pure i casi in cui si presentano in L1 due record con chiave primaria non univoca (es: caso della CCANALOG), per maggiori dettag</w:t>
+      </w:r>
+      <w:r>
+        <w:rPr>
+          <w:rFonts w:eastAsia="Arial" w:cs="Arial"/>
+          <w:noProof/>
+          <w:highlight w:val="yellow"/>
+          <w:lang w:val="it-IT"/>
+        </w:rPr>
+        <w:t>li considerare il paragrafo successivo “gestione duplicazione di chiave”.</w:t>
       </w:r>
     </w:p>
     <w:p>
@@ -7582,15 +7586,13 @@
         <w:rPr>
           <w:rFonts w:eastAsia="Arial" w:cs="Arial"/>
           <w:noProof/>
-          <w:highlight w:val="green"/>
-          <w:lang w:val="it-IT"/>
-        </w:rPr>
-      </w:pPr>
-      <w:r>
-        <w:rPr>
-          <w:rFonts w:eastAsia="Arial" w:cs="Arial"/>
-          <w:noProof/>
-          <w:highlight w:val="green"/>
+          <w:lang w:val="it-IT"/>
+        </w:rPr>
+      </w:pPr>
+      <w:r>
+        <w:rPr>
+          <w:rFonts w:eastAsia="Arial" w:cs="Arial"/>
+          <w:noProof/>
           <w:lang w:val="it-IT"/>
         </w:rPr>
         <w:t>Per evitare la rilettura completa di L1 a ogni run, viene implementata una logica incrementale che filtra le righe nuove o modificate e intercetta i record attivi</w:t>
@@ -7599,7 +7601,6 @@
         <w:rPr>
           <w:rFonts w:eastAsia="Arial" w:cs="Arial"/>
           <w:noProof/>
-          <w:highlight w:val="green"/>
           <w:lang w:val="it-IT"/>
         </w:rPr>
         <w:t xml:space="preserve"> </w:t>
@@ -7608,7 +7609,6 @@
         <w:rPr>
           <w:rFonts w:eastAsia="Arial" w:cs="Arial"/>
           <w:noProof/>
-          <w:highlight w:val="green"/>
           <w:lang w:val="it-IT"/>
         </w:rPr>
         <w:t>da chiudere.</w:t>
@@ -7620,15 +7620,13 @@
         <w:rPr>
           <w:rFonts w:eastAsia="Arial" w:cs="Arial"/>
           <w:noProof/>
-          <w:highlight w:val="green"/>
-          <w:lang w:val="it-IT"/>
-        </w:rPr>
-      </w:pPr>
-      <w:r>
-        <w:rPr>
-          <w:rFonts w:eastAsia="Arial" w:cs="Arial"/>
-          <w:noProof/>
-          <w:highlight w:val="green"/>
+          <w:lang w:val="it-IT"/>
+        </w:rPr>
+      </w:pPr>
+      <w:r>
+        <w:rPr>
+          <w:rFonts w:eastAsia="Arial" w:cs="Arial"/>
+          <w:noProof/>
           <w:lang w:val="it-IT"/>
         </w:rPr>
         <w:t>Storicizzazione S2:</w:t>
@@ -7645,15 +7643,13 @@
         <w:rPr>
           <w:rFonts w:eastAsia="Arial" w:cs="Arial"/>
           <w:noProof/>
-          <w:highlight w:val="green"/>
-          <w:lang w:val="it-IT"/>
-        </w:rPr>
-      </w:pPr>
-      <w:r>
-        <w:rPr>
-          <w:rFonts w:eastAsia="Arial" w:cs="Arial"/>
-          <w:noProof/>
-          <w:highlight w:val="green"/>
+          <w:lang w:val="it-IT"/>
+        </w:rPr>
+      </w:pPr>
+      <w:r>
+        <w:rPr>
+          <w:rFonts w:eastAsia="Arial" w:cs="Arial"/>
+          <w:noProof/>
           <w:lang w:val="it-IT"/>
         </w:rPr>
         <w:t>La materializzazione è append, e viene valorizzato TS_INSERIMENTO a partire dal campo timestamp funzionale definito in analisi tecnica.</w:t>
@@ -7670,15 +7666,13 @@
         <w:rPr>
           <w:rFonts w:eastAsia="Arial" w:cs="Arial"/>
           <w:noProof/>
-          <w:highlight w:val="green"/>
-          <w:lang w:val="it-IT"/>
-        </w:rPr>
-      </w:pPr>
-      <w:r>
-        <w:rPr>
-          <w:rFonts w:eastAsia="Arial" w:cs="Arial"/>
-          <w:noProof/>
-          <w:highlight w:val="green"/>
+          <w:lang w:val="it-IT"/>
+        </w:rPr>
+      </w:pPr>
+      <w:r>
+        <w:rPr>
+          <w:rFonts w:eastAsia="Arial" w:cs="Arial"/>
+          <w:noProof/>
           <w:lang w:val="it-IT"/>
         </w:rPr>
         <w:t>Per evitare la rilettura e append completo di L1 a ogni run, viene implementato un blocco incrementale che filtra su LASTMODIFIEDDATA.</w:t>
@@ -7690,15 +7684,13 @@
         <w:rPr>
           <w:rFonts w:eastAsia="Arial" w:cs="Arial"/>
           <w:noProof/>
-          <w:highlight w:val="green"/>
-          <w:lang w:val="it-IT"/>
-        </w:rPr>
-      </w:pPr>
-      <w:r>
-        <w:rPr>
-          <w:rFonts w:eastAsia="Arial" w:cs="Arial"/>
-          <w:noProof/>
-          <w:highlight w:val="green"/>
+          <w:lang w:val="it-IT"/>
+        </w:rPr>
+      </w:pPr>
+      <w:r>
+        <w:rPr>
+          <w:rFonts w:eastAsia="Arial" w:cs="Arial"/>
+          <w:noProof/>
           <w:lang w:val="it-IT"/>
         </w:rPr>
         <w:t>Storicizzazione S3:</w:t>
@@ -7715,15 +7707,13 @@
         <w:rPr>
           <w:rFonts w:eastAsia="Arial" w:cs="Arial"/>
           <w:noProof/>
-          <w:highlight w:val="green"/>
-          <w:lang w:val="it-IT"/>
-        </w:rPr>
-      </w:pPr>
-      <w:r>
-        <w:rPr>
-          <w:rFonts w:eastAsia="Arial" w:cs="Arial"/>
-          <w:noProof/>
-          <w:highlight w:val="green"/>
+          <w:lang w:val="it-IT"/>
+        </w:rPr>
+      </w:pPr>
+      <w:r>
+        <w:rPr>
+          <w:rFonts w:eastAsia="Arial" w:cs="Arial"/>
+          <w:noProof/>
           <w:lang w:val="it-IT"/>
         </w:rPr>
         <w:t xml:space="preserve">La materializzazione è append, e viene valorizzato DT_OSSERVAZIONE a partire dal campo data funzionale definito in analisi tecnica. </w:t>
@@ -7740,15 +7730,13 @@
         <w:rPr>
           <w:rFonts w:eastAsia="Arial" w:cs="Arial"/>
           <w:noProof/>
-          <w:highlight w:val="green"/>
-          <w:lang w:val="it-IT"/>
-        </w:rPr>
-      </w:pPr>
-      <w:r>
-        <w:rPr>
-          <w:rFonts w:eastAsia="Arial" w:cs="Arial"/>
-          <w:noProof/>
-          <w:highlight w:val="green"/>
+          <w:lang w:val="it-IT"/>
+        </w:rPr>
+      </w:pPr>
+      <w:r>
+        <w:rPr>
+          <w:rFonts w:eastAsia="Arial" w:cs="Arial"/>
+          <w:noProof/>
           <w:lang w:val="it-IT"/>
         </w:rPr>
         <w:t>A ogni run il mese corrente</w:t>
@@ -7757,7 +7745,6 @@
         <w:rPr>
           <w:rFonts w:eastAsia="Arial" w:cs="Arial"/>
           <w:noProof/>
-          <w:highlight w:val="green"/>
           <w:lang w:val="it-IT"/>
         </w:rPr>
         <w:t xml:space="preserve"> </w:t>
@@ -7766,7 +7753,6 @@
         <w:rPr>
           <w:rFonts w:eastAsia="Arial" w:cs="Arial"/>
           <w:noProof/>
-          <w:highlight w:val="green"/>
           <w:lang w:val="it-IT"/>
         </w:rPr>
         <w:t>viene cancellato e ricaricato interamente, garantendo idempotenza in caso di riprocessamenti.</w:t>
@@ -7778,15 +7764,13 @@
         <w:rPr>
           <w:rFonts w:eastAsia="Arial" w:cs="Arial"/>
           <w:noProof/>
-          <w:highlight w:val="green"/>
-          <w:lang w:val="it-IT"/>
-        </w:rPr>
-      </w:pPr>
-      <w:r>
-        <w:rPr>
-          <w:rFonts w:eastAsia="Arial" w:cs="Arial"/>
-          <w:noProof/>
-          <w:highlight w:val="green"/>
+          <w:lang w:val="it-IT"/>
+        </w:rPr>
+      </w:pPr>
+      <w:r>
+        <w:rPr>
+          <w:rFonts w:eastAsia="Arial" w:cs="Arial"/>
+          <w:noProof/>
           <w:lang w:val="it-IT"/>
         </w:rPr>
         <w:t>Storicizzazione S4:</w:t>
@@ -7803,15 +7787,13 @@
         <w:rPr>
           <w:rFonts w:eastAsia="Arial" w:cs="Arial"/>
           <w:noProof/>
-          <w:highlight w:val="green"/>
-          <w:lang w:val="it-IT"/>
-        </w:rPr>
-      </w:pPr>
-      <w:r>
-        <w:rPr>
-          <w:rFonts w:eastAsia="Arial" w:cs="Arial"/>
-          <w:noProof/>
-          <w:highlight w:val="green"/>
+          <w:lang w:val="it-IT"/>
+        </w:rPr>
+      </w:pPr>
+      <w:r>
+        <w:rPr>
+          <w:rFonts w:eastAsia="Arial" w:cs="Arial"/>
+          <w:noProof/>
           <w:lang w:val="it-IT"/>
         </w:rPr>
         <w:t>Full overwrite a ogni run in lettura da L1 tramite materializzazione insert_overwrite.</w:t>
@@ -7823,15 +7805,13 @@
         <w:rPr>
           <w:rFonts w:eastAsia="Arial" w:cs="Arial"/>
           <w:noProof/>
-          <w:highlight w:val="green"/>
-          <w:lang w:val="it-IT"/>
-        </w:rPr>
-      </w:pPr>
-      <w:r>
-        <w:rPr>
-          <w:rFonts w:eastAsia="Arial" w:cs="Arial"/>
-          <w:noProof/>
-          <w:highlight w:val="green"/>
+          <w:lang w:val="it-IT"/>
+        </w:rPr>
+      </w:pPr>
+      <w:r>
+        <w:rPr>
+          <w:rFonts w:eastAsia="Arial" w:cs="Arial"/>
+          <w:noProof/>
           <w:lang w:val="it-IT"/>
         </w:rPr>
         <w:t xml:space="preserve">Per i dettagli di implementazione tecnica, fare riferimento ai template SQL e YML disponibili </w:t>
@@ -7840,7 +7820,6 @@
         <w:rPr>
           <w:rFonts w:eastAsia="Arial" w:cs="Arial"/>
           <w:noProof/>
-          <w:highlight w:val="green"/>
           <w:lang w:val="it-IT"/>
         </w:rPr>
         <w:t>nel progetto dbt ai path:</w:t>
@@ -7857,7 +7836,6 @@
         <w:rPr>
           <w:rFonts w:eastAsia="Arial" w:cs="Arial"/>
           <w:noProof/>
-          <w:highlight w:val="green"/>
           <w:lang w:val="en-US"/>
         </w:rPr>
       </w:pPr>
@@ -7865,7 +7843,6 @@
         <w:rPr>
           <w:rFonts w:eastAsia="Arial" w:cs="Arial"/>
           <w:noProof/>
-          <w:highlight w:val="green"/>
           <w:lang w:val="en-US"/>
         </w:rPr>
         <w:t>templates/models/L2/S1</w:t>
@@ -7874,7 +7851,6 @@
         <w:rPr>
           <w:rFonts w:eastAsia="Arial" w:cs="Arial"/>
           <w:noProof/>
-          <w:highlight w:val="green"/>
           <w:lang w:val="en-US"/>
         </w:rPr>
         <w:t>/</w:t>
@@ -7891,7 +7867,6 @@
         <w:rPr>
           <w:rFonts w:eastAsia="Arial" w:cs="Arial"/>
           <w:noProof/>
-          <w:highlight w:val="green"/>
           <w:lang w:val="en-US"/>
         </w:rPr>
       </w:pPr>
@@ -7899,7 +7874,6 @@
         <w:rPr>
           <w:rFonts w:eastAsia="Arial" w:cs="Arial"/>
           <w:noProof/>
-          <w:highlight w:val="green"/>
           <w:lang w:val="en-US"/>
         </w:rPr>
         <w:t>templates/models/L2/S2</w:t>
@@ -7908,7 +7882,6 @@
         <w:rPr>
           <w:rFonts w:eastAsia="Arial" w:cs="Arial"/>
           <w:noProof/>
-          <w:highlight w:val="green"/>
           <w:lang w:val="en-US"/>
         </w:rPr>
         <w:t>/</w:t>
@@ -7925,7 +7898,6 @@
         <w:rPr>
           <w:rFonts w:eastAsia="Arial" w:cs="Arial"/>
           <w:noProof/>
-          <w:highlight w:val="green"/>
           <w:lang w:val="en-US"/>
         </w:rPr>
       </w:pPr>
@@ -7933,7 +7905,6 @@
         <w:rPr>
           <w:rFonts w:eastAsia="Arial" w:cs="Arial"/>
           <w:noProof/>
-          <w:highlight w:val="green"/>
           <w:lang w:val="en-US"/>
         </w:rPr>
         <w:t>templates/models/L2/S3</w:t>
@@ -7942,7 +7913,6 @@
         <w:rPr>
           <w:rFonts w:eastAsia="Arial" w:cs="Arial"/>
           <w:noProof/>
-          <w:highlight w:val="green"/>
           <w:lang w:val="en-US"/>
         </w:rPr>
         <w:t>/</w:t>
@@ -7959,7 +7929,6 @@
         <w:rPr>
           <w:rFonts w:eastAsia="Arial" w:cs="Arial"/>
           <w:noProof/>
-          <w:highlight w:val="green"/>
           <w:lang w:val="en-US"/>
         </w:rPr>
       </w:pPr>
@@ -7967,7 +7936,6 @@
         <w:rPr>
           <w:rFonts w:eastAsia="Arial" w:cs="Arial"/>
           <w:noProof/>
-          <w:highlight w:val="green"/>
           <w:lang w:val="en-US"/>
         </w:rPr>
         <w:t>T</w:t>
@@ -7976,7 +7944,6 @@
         <w:rPr>
           <w:rFonts w:eastAsia="Arial" w:cs="Arial"/>
           <w:noProof/>
-          <w:highlight w:val="green"/>
           <w:lang w:val="en-US"/>
         </w:rPr>
         <w:t>emplates/models/L2/S4</w:t>
@@ -7985,7 +7952,6 @@
         <w:rPr>
           <w:rFonts w:eastAsia="Arial" w:cs="Arial"/>
           <w:noProof/>
-          <w:highlight w:val="green"/>
           <w:lang w:val="en-US"/>
         </w:rPr>
         <w:t>/</w:t>
@@ -8040,6 +8006,7 @@
         <w:rPr>
           <w:rFonts w:eastAsia="Arial" w:cs="Arial"/>
           <w:noProof/>
+          <w:highlight w:val="green"/>
           <w:lang w:val="en-US"/>
         </w:rPr>
       </w:pPr>
@@ -8047,6 +8014,7 @@
         <w:rPr>
           <w:rFonts w:eastAsia="Arial" w:cs="Arial"/>
           <w:noProof/>
+          <w:highlight w:val="green"/>
           <w:lang w:val="en-US"/>
         </w:rPr>
         <w:t xml:space="preserve">La gestione relativa agli archivi che in L1 presentano una chiave primaria </w:t>
@@ -8057,6 +8025,7 @@
           <w:i w:val="0"/>
           <w:iCs w:val="0"/>
           <w:noProof/>
+          <w:highlight w:val="green"/>
           <w:u w:val="single"/>
           <w:lang w:val="en-US"/>
         </w:rPr>
@@ -8066,6 +8035,7 @@
         <w:rPr>
           <w:rFonts w:eastAsia="Arial" w:cs="Arial"/>
           <w:noProof/>
+          <w:highlight w:val="green"/>
           <w:lang w:val="en-US"/>
         </w:rPr>
         <w:t xml:space="preserve"> univoca (es: CCANALO</w:t>
@@ -8074,6 +8044,7 @@
         <w:rPr>
           <w:rFonts w:eastAsia="Arial" w:cs="Arial"/>
           <w:noProof/>
+          <w:highlight w:val="green"/>
           <w:lang w:val="en-US"/>
         </w:rPr>
         <w:t>G) è la seguente:</w:t>
@@ -8090,6 +8061,7 @@
         <w:rPr>
           <w:rFonts w:eastAsia="Arial" w:cs="Arial"/>
           <w:noProof/>
+          <w:highlight w:val="green"/>
           <w:lang w:val="en-US"/>
         </w:rPr>
       </w:pPr>
@@ -8097,33 +8069,82 @@
         <w:rPr>
           <w:rFonts w:eastAsia="Arial" w:cs="Arial"/>
           <w:noProof/>
+          <w:highlight w:val="green"/>
           <w:lang w:val="en-US"/>
         </w:rPr>
-        <w:t>Nel caso in cui i record con chiave primaria duplicata presentano le stesse informazioni nei re</w:t>
-      </w:r>
-      <w:r>
-        <w:rPr>
-          <w:rFonts w:eastAsia="Arial" w:cs="Arial"/>
-          <w:noProof/>
+        <w:t xml:space="preserve">Nel caso in cui i record con chiave primaria duplicata presentano le stesse informazioni nei </w:t>
+      </w:r>
+      <w:r>
+        <w:rPr>
+          <w:rFonts w:eastAsia="Arial" w:cs="Arial"/>
+          <w:noProof/>
+          <w:highlight w:val="green"/>
           <w:lang w:val="en-US"/>
         </w:rPr>
-        <w:t xml:space="preserve">stanti campi utilizzati per la costruzione dell’entità L2, soltanto uno dei due record viene aggiunto </w:t>
-      </w:r>
-      <w:r>
-        <w:rPr>
-          <w:rFonts w:eastAsia="Arial" w:cs="Arial"/>
-          <w:noProof/>
+        <w:t>campi utilizzati per la costruzione dell’entità L2, soltanto uno de</w:t>
+      </w:r>
+      <w:r>
+        <w:rPr>
+          <w:rFonts w:eastAsia="Arial" w:cs="Arial"/>
+          <w:noProof/>
+          <w:highlight w:val="green"/>
           <w:lang w:val="en-US"/>
         </w:rPr>
+        <w:t>i</w:t>
+      </w:r>
+      <w:r>
+        <w:rPr>
+          <w:rFonts w:eastAsia="Arial" w:cs="Arial"/>
+          <w:noProof/>
+          <w:highlight w:val="green"/>
+          <w:lang w:val="en-US"/>
+        </w:rPr>
+        <w:t xml:space="preserve"> record viene </w:t>
+      </w:r>
+      <w:r>
+        <w:rPr>
+          <w:rFonts w:eastAsia="Arial" w:cs="Arial"/>
+          <w:noProof/>
+          <w:highlight w:val="green"/>
+          <w:lang w:val="en-US"/>
+        </w:rPr>
+        <w:t xml:space="preserve">aggiunto </w:t>
+      </w:r>
+      <w:r>
+        <w:rPr>
+          <w:rFonts w:eastAsia="Arial" w:cs="Arial"/>
+          <w:noProof/>
+          <w:highlight w:val="green"/>
+          <w:lang w:val="en-US"/>
+        </w:rPr>
         <w:t xml:space="preserve">all’entità L2. Questa considerazione viene effettuata tramite la seguente specifica tecnica: </w:t>
       </w:r>
       <w:r>
         <w:rPr>
           <w:rFonts w:eastAsia="Arial" w:cs="Arial"/>
           <w:noProof/>
+          <w:highlight w:val="green"/>
           <w:lang w:val="en-US"/>
         </w:rPr>
-        <w:t>vengono considerati gli hash di righe consecutive per una specifica controparte, qualora gli hash fossero identici viene considerato solo uno dei due record.</w:t>
+        <w:t>vengono considerati gli hash di righe consecutive per una specifica controparte</w:t>
+      </w:r>
+      <w:r>
+        <w:rPr>
+          <w:rFonts w:eastAsia="Arial" w:cs="Arial"/>
+          <w:noProof/>
+          <w:highlight w:val="green"/>
+          <w:lang w:val="en-US"/>
+        </w:rPr>
+        <w:t>, considerando tutti i campi che vengono portati da L1 a L2</w:t>
+      </w:r>
+      <w:r>
+        <w:rPr>
+          <w:rFonts w:eastAsia="Arial" w:cs="Arial"/>
+          <w:noProof/>
+          <w:highlight w:val="green"/>
+          <w:lang w:val="en-US"/>
+        </w:rPr>
+        <w:t>, qualora gli hash fossero identici viene considerato solo uno dei record.</w:t>
       </w:r>
     </w:p>
     <w:p>
@@ -8134,6 +8155,7 @@
         <w:rPr>
           <w:rFonts w:eastAsia="Arial" w:cs="Arial"/>
           <w:noProof/>
+          <w:highlight w:val="green"/>
           <w:lang w:val="en-US"/>
         </w:rPr>
       </w:pPr>
@@ -8151,7 +8173,7 @@
           <w:i w:val="0"/>
           <w:iCs w:val="0"/>
           <w:noProof/>
-          <w:highlight w:val="red"/>
+          <w:highlight w:val="green"/>
           <w:lang w:val="en-US"/>
         </w:rPr>
       </w:pPr>
@@ -8159,6 +8181,7 @@
         <w:rPr>
           <w:rFonts w:eastAsia="Arial" w:cs="Arial"/>
           <w:noProof/>
+          <w:highlight w:val="green"/>
           <w:lang w:val="en-US"/>
         </w:rPr>
         <w:t>Si aggiunge un campo progressivo all’entità L2</w:t>
@@ -8167,6 +8190,7 @@
         <w:rPr>
           <w:rFonts w:eastAsia="Arial" w:cs="Arial"/>
           <w:noProof/>
+          <w:highlight w:val="green"/>
           <w:lang w:val="en-US"/>
         </w:rPr>
         <w:t xml:space="preserve"> </w:t>
@@ -8175,6 +8199,7 @@
         <w:rPr>
           <w:rFonts w:eastAsia="Arial" w:cs="Arial"/>
           <w:noProof/>
+          <w:highlight w:val="green"/>
           <w:lang w:val="en-US"/>
         </w:rPr>
         <w:t>de</w:t>
@@ -8183,6 +8208,7 @@
         <w:rPr>
           <w:rFonts w:eastAsia="Arial" w:cs="Arial"/>
           <w:noProof/>
+          <w:highlight w:val="green"/>
           <w:lang w:val="en-US"/>
         </w:rPr>
         <w:t>nominato</w:t>
@@ -8191,6 +8217,7 @@
         <w:rPr>
           <w:rFonts w:eastAsia="Arial" w:cs="Arial"/>
           <w:noProof/>
+          <w:highlight w:val="green"/>
           <w:lang w:val="en-US"/>
         </w:rPr>
         <w:t xml:space="preserve"> PROGESSIVO</w:t>
@@ -8199,6 +8226,7 @@
         <w:rPr>
           <w:rFonts w:eastAsia="Arial" w:cs="Arial"/>
           <w:noProof/>
+          <w:highlight w:val="green"/>
           <w:lang w:val="en-US"/>
         </w:rPr>
         <w:t>_</w:t>
@@ -8209,6 +8237,7 @@
           <w:i w:val="0"/>
           <w:iCs w:val="0"/>
           <w:noProof/>
+          <w:highlight w:val="green"/>
           <w:lang w:val="en-US"/>
         </w:rPr>
         <w:t>PK che viene costruito nel seguente modo: viene partizionata l’entità sorgente considerando i campi chiave</w:t>
@@ -8219,6 +8248,7 @@
           <w:i w:val="0"/>
           <w:iCs w:val="0"/>
           <w:noProof/>
+          <w:highlight w:val="green"/>
           <w:lang w:val="en-US"/>
         </w:rPr>
         <w:t xml:space="preserve">, successivamente </w:t>
@@ -8229,6 +8259,7 @@
           <w:i w:val="0"/>
           <w:iCs w:val="0"/>
           <w:noProof/>
+          <w:highlight w:val="green"/>
           <w:lang w:val="en-US"/>
         </w:rPr>
         <w:t>i record vengono ordinati in base al</w:t>
@@ -8239,6 +8270,7 @@
           <w:i w:val="0"/>
           <w:iCs w:val="0"/>
           <w:noProof/>
+          <w:highlight w:val="green"/>
           <w:lang w:val="en-US"/>
         </w:rPr>
         <w:t xml:space="preserve"> campo</w:t>
@@ -8249,6 +8281,7 @@
           <w:i w:val="0"/>
           <w:iCs w:val="0"/>
           <w:noProof/>
+          <w:highlight w:val="green"/>
           <w:lang w:val="en-US"/>
         </w:rPr>
         <w:t xml:space="preserve"> ROWI</w:t>
@@ -8259,6 +8292,7 @@
           <w:i w:val="0"/>
           <w:iCs w:val="0"/>
           <w:noProof/>
+          <w:highlight w:val="green"/>
           <w:lang w:val="en-US"/>
         </w:rPr>
         <w:t>D</w:t>
@@ -8269,6 +8303,7 @@
           <w:i w:val="0"/>
           <w:iCs w:val="0"/>
           <w:noProof/>
+          <w:highlight w:val="green"/>
           <w:lang w:val="en-US"/>
         </w:rPr>
         <w:t xml:space="preserve"> e viene assegnato un progressivo numerico</w:t>
@@ -8279,6 +8314,7 @@
           <w:i w:val="0"/>
           <w:iCs w:val="0"/>
           <w:noProof/>
+          <w:highlight w:val="green"/>
           <w:lang w:val="en-US"/>
         </w:rPr>
         <w:t>. In questo modo il progressivo permette di distinguere i record che presentando stessa chiave primaria, ma differente valorizzazione dei restanti campi utilizz</w:t>
@@ -8289,9 +8325,20 @@
           <w:i w:val="0"/>
           <w:iCs w:val="0"/>
           <w:noProof/>
+          <w:highlight w:val="green"/>
           <w:lang w:val="en-US"/>
         </w:rPr>
-        <w:t xml:space="preserve">ati per la costruzione dell’entità L2. </w:t>
+        <w:t>ati per la costruzione dell’entità L2.</w:t>
+      </w:r>
+      <w:r>
+        <w:rPr>
+          <w:rFonts w:eastAsia="Arial" w:cs="Arial"/>
+          <w:i w:val="0"/>
+          <w:iCs w:val="0"/>
+          <w:noProof/>
+          <w:lang w:val="en-US"/>
+        </w:rPr>
+        <w:t xml:space="preserve"> </w:t>
       </w:r>
     </w:p>
     <w:p>
@@ -8300,118 +8347,52 @@
         <w:spacing w:after="160" w:line="276" w:lineRule="auto"/>
         <w:ind w:left="720"/>
         <w:rPr>
-          <w:rFonts w:eastAsia="Arial" w:cs="Arial"/>
-          <w:i w:val="0"/>
-          <w:iCs w:val="0"/>
-          <w:noProof/>
-          <w:highlight w:val="red"/>
-          <w:lang w:val="en-US"/>
-        </w:rPr>
-      </w:pPr>
-      <w:r>
-        <w:rPr>
-          <w:rFonts w:eastAsia="Arial" w:cs="Arial"/>
-          <w:i w:val="0"/>
-          <w:iCs w:val="0"/>
-          <w:noProof/>
-          <w:lang w:val="en-US"/>
-        </w:rPr>
-        <w:t>Unicamente per l’entità VARIAZIONI_ANAGRAF</w:t>
-      </w:r>
-      <w:r>
-        <w:rPr>
-          <w:rFonts w:eastAsia="Arial" w:cs="Arial"/>
-          <w:i w:val="0"/>
-          <w:iCs w:val="0"/>
-          <w:noProof/>
-          <w:lang w:val="en-US"/>
-        </w:rPr>
-        <w:t>I</w:t>
-      </w:r>
-      <w:r>
-        <w:rPr>
-          <w:rFonts w:eastAsia="Arial" w:cs="Arial"/>
-          <w:i w:val="0"/>
-          <w:iCs w:val="0"/>
-          <w:noProof/>
-          <w:lang w:val="en-US"/>
-        </w:rPr>
-        <w:t>CHE</w:t>
-      </w:r>
-      <w:r>
-        <w:rPr>
-          <w:rFonts w:eastAsia="Arial" w:cs="Arial"/>
-          <w:i w:val="0"/>
-          <w:iCs w:val="0"/>
-          <w:noProof/>
-          <w:lang w:val="en-US"/>
-        </w:rPr>
-        <w:t>. È prevista anche la definizione di un ulteriore campo progressivo</w:t>
-      </w:r>
-      <w:r>
-        <w:rPr>
-          <w:rFonts w:eastAsia="Arial" w:cs="Arial"/>
-          <w:i w:val="0"/>
-          <w:iCs w:val="0"/>
-          <w:noProof/>
-          <w:lang w:val="en-US"/>
-        </w:rPr>
-        <w:t xml:space="preserve"> denominato</w:t>
-      </w:r>
-      <w:r>
-        <w:rPr>
-          <w:rFonts w:eastAsia="Arial" w:cs="Arial"/>
-          <w:i w:val="0"/>
-          <w:iCs w:val="0"/>
-          <w:noProof/>
-          <w:lang w:val="en-US"/>
-        </w:rPr>
-        <w:t xml:space="preserve"> PROGRESSIVO_CONTROPARTE</w:t>
-      </w:r>
-      <w:r>
-        <w:rPr>
-          <w:rFonts w:eastAsia="Arial" w:cs="Arial"/>
-          <w:i w:val="0"/>
-          <w:iCs w:val="0"/>
-          <w:noProof/>
-          <w:lang w:val="en-US"/>
-        </w:rPr>
-        <w:t xml:space="preserve">, così costruito: </w:t>
-      </w:r>
-      <w:r>
-        <w:rPr>
-          <w:rFonts w:eastAsia="Arial" w:cs="Arial"/>
-          <w:i w:val="0"/>
-          <w:iCs w:val="0"/>
-          <w:noProof/>
-          <w:lang w:val="en-US"/>
-        </w:rPr>
-        <w:t>viene partizionata l’entità sorgete per il campo AL_CODICE (codice dela controparte) e viene costruito un progressivo numerico sulla base del ROWID</w:t>
-      </w:r>
-      <w:r>
-        <w:rPr>
-          <w:rFonts w:eastAsia="Arial" w:cs="Arial"/>
-          <w:i w:val="0"/>
-          <w:iCs w:val="0"/>
-          <w:noProof/>
-          <w:lang w:val="en-US"/>
-        </w:rPr>
-        <w:t xml:space="preserve">. </w:t>
-      </w:r>
-    </w:p>
-    <w:p>
-      <w:pPr>
-        <w:pStyle w:val="ListParagraph"/>
-        <w:spacing w:after="160" w:line="276" w:lineRule="auto"/>
-        <w:ind w:left="720"/>
-        <w:rPr>
-          <w:rFonts w:eastAsia="Arial" w:cs="Arial"/>
-          <w:i w:val="0"/>
-          <w:iCs w:val="0"/>
-          <w:noProof/>
-          <w:lang w:val="en-US"/>
-        </w:rPr>
-      </w:pPr>
+          <w:highlight w:val="green"/>
+        </w:rPr>
+      </w:pPr>
+      <w:r>
+        <w:drawing>
+          <wp:inline wp14:editId="0034048B" wp14:anchorId="32D560FF">
+            <wp:extent cx="5943600" cy="1314450"/>
+            <wp:effectExtent l="0" t="0" r="0" b="0"/>
+            <wp:docPr id="2123013985" name="drawing"/>
+            <wp:cNvGraphicFramePr>
+              <a:graphicFrameLocks noChangeAspect="1"/>
+            </wp:cNvGraphicFramePr>
+            <a:graphic>
+              <a:graphicData xmlns:a="http://schemas.openxmlformats.org/drawingml/2006/main" uri="http://schemas.openxmlformats.org/drawingml/2006/picture">
+                <pic:pic xmlns:pic="http://schemas.openxmlformats.org/drawingml/2006/picture">
+                  <pic:nvPicPr>
+                    <pic:cNvPr id="2123013985" name="Picture 2123013985"/>
+                    <pic:cNvPicPr/>
+                  </pic:nvPicPr>
+                  <pic:blipFill>
+                    <a:blip xmlns:r="http://schemas.openxmlformats.org/officeDocument/2006/relationships" r:embed="rId250930587">
+                      <a:extLst>
+                        <a:ext uri="{28A0092B-C50C-407E-A947-70E740481C1C}">
+                          <a14:useLocalDpi xmlns:a14="http://schemas.microsoft.com/office/drawing/2010/main"/>
+                        </a:ext>
+                      </a:extLst>
+                    </a:blip>
+                    <a:stretch>
+                      <a:fillRect/>
+                    </a:stretch>
+                  </pic:blipFill>
+                  <pic:spPr>
+                    <a:xfrm>
+                      <a:off x="0" y="0"/>
+                      <a:ext cx="5943600" cy="1314450"/>
+                    </a:xfrm>
+                    <a:prstGeom prst="rect">
+                      <a:avLst/>
+                    </a:prstGeom>
+                  </pic:spPr>
+                </pic:pic>
+              </a:graphicData>
+            </a:graphic>
+          </wp:inline>
+        </w:drawing>
+      </w:r>
     </w:p>
     <w:p>
       <w:pPr>
@@ -8426,6 +8407,7 @@
           <w:i w:val="0"/>
           <w:iCs w:val="0"/>
           <w:noProof/>
+          <w:highlight w:val="green"/>
           <w:lang w:val="en-US"/>
         </w:rPr>
       </w:pPr>
@@ -8435,9 +8417,10 @@
           <w:i w:val="0"/>
           <w:iCs w:val="0"/>
           <w:noProof/>
+          <w:highlight w:val="green"/>
           <w:lang w:val="en-US"/>
         </w:rPr>
-        <w:t>Inoltre sarà defintito un controllo di data quality specifico al fine di monitorare il numero di record con chiave duplicata</w:t>
+        <w:t xml:space="preserve">Inoltre sarà defintito un controllo di </w:t>
       </w:r>
       <w:r>
         <w:rPr>
@@ -8445,6 +8428,30 @@
           <w:i w:val="0"/>
           <w:iCs w:val="0"/>
           <w:noProof/>
+          <w:color w:val="auto"/>
+          <w:highlight w:val="green"/>
+          <w:lang w:val="en-US"/>
+        </w:rPr>
+        <w:t>data quality</w:t>
+      </w:r>
+      <w:r>
+        <w:rPr>
+          <w:rFonts w:eastAsia="Arial" w:cs="Arial"/>
+          <w:i w:val="0"/>
+          <w:iCs w:val="0"/>
+          <w:noProof/>
+          <w:highlight w:val="green"/>
+          <w:lang w:val="en-US"/>
+        </w:rPr>
+        <w:t xml:space="preserve"> specifico al fine di monitorare il numero di record con chiave duplicata</w:t>
+      </w:r>
+      <w:r>
+        <w:rPr>
+          <w:rFonts w:eastAsia="Arial" w:cs="Arial"/>
+          <w:i w:val="0"/>
+          <w:iCs w:val="0"/>
+          <w:noProof/>
+          <w:highlight w:val="green"/>
           <w:lang w:val="en-US"/>
         </w:rPr>
         <w:t>. Ancora da definire il controllo di data quality sul tavolo dedicato.</w:t>

--- a/raw/Agos X - Caricamento layer L2.docx
+++ b/raw/Agos X - Caricamento layer L2.docx
@@ -8006,6 +8006,27 @@
         <w:rPr>
           <w:rFonts w:eastAsia="Arial" w:cs="Arial"/>
           <w:noProof/>
+          <w:highlight w:val="yellow"/>
+          <w:lang w:val="en-US"/>
+        </w:rPr>
+      </w:pPr>
+      <w:r>
+        <w:rPr>
+          <w:rFonts w:eastAsia="Arial" w:cs="Arial"/>
+          <w:noProof/>
+          <w:highlight w:val="yellow"/>
+          <w:lang w:val="en-US"/>
+        </w:rPr>
+        <w:t>Spostiamo in capitolo eccezioni</w:t>
+      </w:r>
+    </w:p>
+    <w:p>
+      <w:pPr>
+        <w:pStyle w:val="Normal"/>
+        <w:spacing w:after="160" w:line="257" w:lineRule="auto"/>
+        <w:rPr>
+          <w:rFonts w:eastAsia="Arial" w:cs="Arial"/>
+          <w:noProof/>
           <w:highlight w:val="green"/>
           <w:lang w:val="en-US"/>
         </w:rPr>
@@ -8220,7 +8241,7 @@
           <w:highlight w:val="green"/>
           <w:lang w:val="en-US"/>
         </w:rPr>
-        <w:t xml:space="preserve"> PROGESSIVO</w:t>
+        <w:t xml:space="preserve"> PR</w:t>
       </w:r>
       <w:r>
         <w:rPr>
@@ -8465,6 +8486,234 @@
           <w:lang w:val="it-IT"/>
         </w:rPr>
       </w:pPr>
+      <w:r>
+        <w:rPr>
+          <w:lang w:val="it-IT"/>
+        </w:rPr>
+        <w:t>Trattamento assenza dato OCS</w:t>
+      </w:r>
+    </w:p>
+    <w:p>
+      <w:pPr>
+        <w:pStyle w:val="Normal"/>
+        <w:spacing w:after="160" w:line="257" w:lineRule="auto"/>
+        <w:rPr>
+          <w:rFonts w:eastAsia="Arial" w:cs="Arial"/>
+          <w:noProof/>
+          <w:highlight w:val="yellow"/>
+          <w:lang w:val="en-US"/>
+        </w:rPr>
+      </w:pPr>
+      <w:r>
+        <w:rPr>
+          <w:rFonts w:eastAsia="Arial" w:cs="Arial"/>
+          <w:noProof/>
+          <w:highlight w:val="yellow"/>
+          <w:lang w:val="en-US"/>
+        </w:rPr>
+        <w:t>Spostiamo in capitolo eccezioni</w:t>
+      </w:r>
+    </w:p>
+    <w:p>
+      <w:r>
+        <w:rPr>
+          <w:rFonts w:ascii="Arial" w:hAnsi="Arial" w:eastAsia="Calibri" w:cs="Arial"/>
+          <w:noProof w:val="0"/>
+          <w:sz w:val="22"/>
+          <w:szCs w:val="22"/>
+          <w:highlight w:val="green"/>
+          <w:lang w:val="it-IT"/>
+        </w:rPr>
+        <w:t>Come precedentemente descritto (vedi</w:t>
+      </w:r>
+      <w:r>
+        <w:rPr>
+          <w:rFonts w:ascii="Arial" w:hAnsi="Arial" w:eastAsia="Calibri" w:cs="Arial"/>
+          <w:noProof w:val="0"/>
+          <w:sz w:val="22"/>
+          <w:szCs w:val="22"/>
+          <w:highlight w:val="green"/>
+          <w:lang w:val="it-IT"/>
+        </w:rPr>
+        <w:t xml:space="preserve"> .. </w:t>
+      </w:r>
+      <w:r>
+        <w:rPr>
+          <w:rFonts w:ascii="Arial" w:hAnsi="Arial" w:eastAsia="Calibri" w:cs="Arial"/>
+          <w:noProof w:val="0"/>
+          <w:sz w:val="22"/>
+          <w:szCs w:val="22"/>
+          <w:highlight w:val="green"/>
+          <w:lang w:val="it-IT"/>
+        </w:rPr>
+        <w:t>) il processo di caricamento per gli archivi con sorgente OCS non prevede il valore NULL: un campo non valorizzato arriva gi</w:t>
+      </w:r>
+      <w:r>
+        <w:rPr>
+          <w:rFonts w:ascii="Arial" w:hAnsi="Arial" w:eastAsia="Calibri" w:cs="Arial"/>
+          <w:noProof w:val="0"/>
+          <w:sz w:val="22"/>
+          <w:szCs w:val="22"/>
+          <w:highlight w:val="green"/>
+          <w:lang w:val="it-IT"/>
+        </w:rPr>
+        <w:t xml:space="preserve">à in L2 sotto forma di </w:t>
+      </w:r>
+      <w:r>
+        <w:rPr>
+          <w:rFonts w:ascii="Arial" w:hAnsi="Arial" w:eastAsia="Calibri" w:cs="Arial"/>
+          <w:noProof w:val="0"/>
+          <w:sz w:val="22"/>
+          <w:szCs w:val="22"/>
+          <w:highlight w:val="green"/>
+          <w:lang w:val="it-IT"/>
+        </w:rPr>
+        <w:t>placeholder</w:t>
+      </w:r>
+      <w:r>
+        <w:rPr>
+          <w:rFonts w:ascii="Arial" w:hAnsi="Arial" w:eastAsia="Calibri" w:cs="Arial"/>
+          <w:noProof w:val="0"/>
+          <w:sz w:val="22"/>
+          <w:szCs w:val="22"/>
+          <w:highlight w:val="green"/>
+          <w:lang w:val="it-IT"/>
+        </w:rPr>
+        <w:t xml:space="preserve"> (VARCHAR `' '`, normalizzato in L1, oppure NUMBER `0`). Un controllo `IS NULL`/`IS NOT NU</w:t>
+      </w:r>
+      <w:r>
+        <w:rPr>
+          <w:rFonts w:ascii="Arial" w:hAnsi="Arial" w:eastAsia="Calibri" w:cs="Arial"/>
+          <w:noProof w:val="0"/>
+          <w:sz w:val="22"/>
+          <w:szCs w:val="22"/>
+          <w:highlight w:val="green"/>
+          <w:lang w:val="it-IT"/>
+        </w:rPr>
+        <w:t xml:space="preserve">LL` scritto senza tenerne conto non intercetta l'assenza del dato e produce un risultato scorretto. </w:t>
+      </w:r>
+    </w:p>
+    <w:p>
+      <w:pPr>
+        <w:rPr>
+          <w:rFonts w:ascii="Arial" w:hAnsi="Arial" w:eastAsia="Calibri" w:cs="Arial"/>
+          <w:noProof w:val="0"/>
+          <w:sz w:val="22"/>
+          <w:szCs w:val="22"/>
+          <w:highlight w:val="green"/>
+          <w:lang w:val="it-IT"/>
+        </w:rPr>
+      </w:pPr>
+      <w:r>
+        <w:rPr>
+          <w:rFonts w:ascii="Arial" w:hAnsi="Arial" w:eastAsia="Calibri" w:cs="Arial"/>
+          <w:noProof w:val="0"/>
+          <w:sz w:val="22"/>
+          <w:szCs w:val="22"/>
+          <w:highlight w:val="green"/>
+          <w:lang w:val="it-IT"/>
+        </w:rPr>
+        <w:t xml:space="preserve">Le regole da applicare, per tipo dato, sono le seguenti. </w:t>
+      </w:r>
+    </w:p>
+    <w:p>
+      <w:pPr>
+        <w:pStyle w:val="Normal"/>
+        <w:numPr>
+          <w:ilvl w:val="0"/>
+          <w:numId w:val="85"/>
+        </w:numPr>
+        <w:rPr>
+          <w:rFonts w:ascii="Arial" w:hAnsi="Arial" w:eastAsia="Calibri" w:cs="Arial"/>
+          <w:noProof w:val="0"/>
+          <w:sz w:val="22"/>
+          <w:szCs w:val="22"/>
+          <w:highlight w:val="green"/>
+          <w:lang w:val="it-IT"/>
+        </w:rPr>
+      </w:pPr>
+      <w:r>
+        <w:rPr>
+          <w:rFonts w:ascii="Arial" w:hAnsi="Arial" w:eastAsia="Calibri" w:cs="Arial"/>
+          <w:b w:val="1"/>
+          <w:bCs w:val="1"/>
+          <w:noProof w:val="0"/>
+          <w:sz w:val="22"/>
+          <w:szCs w:val="22"/>
+          <w:highlight w:val="green"/>
+          <w:lang w:val="it-IT"/>
+        </w:rPr>
+        <w:t>VARCHAR</w:t>
+      </w:r>
+      <w:r>
+        <w:rPr>
+          <w:rFonts w:ascii="Arial" w:hAnsi="Arial" w:eastAsia="Calibri" w:cs="Arial"/>
+          <w:noProof w:val="0"/>
+          <w:sz w:val="22"/>
+          <w:szCs w:val="22"/>
+          <w:highlight w:val="green"/>
+          <w:lang w:val="it-IT"/>
+        </w:rPr>
+        <w:t>: sostituire campo IS NULL con {{ custom_is_null('campo') }} e campo IS NOT NULL con {{ custom_is_not_null('campo') }} (coprono IS NULL OR campo = ' '). Nei COALESCE con primo input OCS, aggiungere NULLIF(campo, ' '). Eccezione nota: BACCPTES, dove ' ' ha significato proprio ("Poste Italiane") e non va trattato come placeholder.</w:t>
+      </w:r>
+    </w:p>
+    <w:p>
+      <w:pPr>
+        <w:pStyle w:val="Normal"/>
+        <w:numPr>
+          <w:ilvl w:val="0"/>
+          <w:numId w:val="85"/>
+        </w:numPr>
+        <w:rPr>
+          <w:rFonts w:ascii="Arial" w:hAnsi="Arial" w:eastAsia="Calibri" w:cs="Arial"/>
+          <w:noProof w:val="0"/>
+          <w:sz w:val="22"/>
+          <w:szCs w:val="22"/>
+          <w:highlight w:val="green"/>
+          <w:lang w:val="it-IT"/>
+        </w:rPr>
+      </w:pPr>
+      <w:r>
+        <w:rPr>
+          <w:rFonts w:ascii="Arial" w:hAnsi="Arial" w:eastAsia="Calibri" w:cs="Arial"/>
+          <w:b w:val="1"/>
+          <w:bCs w:val="1"/>
+          <w:noProof w:val="0"/>
+          <w:sz w:val="22"/>
+          <w:szCs w:val="22"/>
+          <w:highlight w:val="green"/>
+          <w:lang w:val="it-IT"/>
+        </w:rPr>
+        <w:t>NUMBER</w:t>
+      </w:r>
+      <w:r>
+        <w:rPr>
+          <w:rFonts w:ascii="Arial" w:hAnsi="Arial" w:eastAsia="Calibri" w:cs="Arial"/>
+          <w:noProof w:val="0"/>
+          <w:sz w:val="22"/>
+          <w:szCs w:val="22"/>
+          <w:highlight w:val="green"/>
+          <w:lang w:val="it-IT"/>
+        </w:rPr>
+        <w:t>: analogamente, un campo NUMBER da sorgente OCS usa 0 come sentinella di "assente", non NULL. Non usare campo IS NULL/IS NOT NULL per verificarne la valorizzazione: usare campo = 0 / campo != 0, e nei COALESCE aggiungere NULLIF(campo, 0). Valutare caso per caso quando 0 è anche un valore legittimo del dominio (es. contatori, importi) — in quei casi il criterio di "assenza" va confermato col resto del tracciato prima di applicare la regola.</w:t>
+      </w:r>
+    </w:p>
+    <w:p>
+      <w:pPr>
+        <w:pStyle w:val="Normal"/>
+        <w:rPr>
+          <w:lang w:val="it-IT"/>
+        </w:rPr>
+      </w:pPr>
+    </w:p>
+    <w:p>
+      <w:pPr>
+        <w:pStyle w:val="Heading1"/>
+        <w:spacing w:before="0" w:after="160" w:line="257" w:lineRule="auto"/>
+        <w:rPr>
+          <w:lang w:val="it-IT"/>
+        </w:rPr>
+      </w:pPr>
       <w:bookmarkStart w:name="_Toc1832312279" w:id="13"/>
       <w:r>
         <w:rPr>
@@ -10447,6 +10696,23 @@
       <w:pPr>
         <w:pStyle w:val="Normal0"/>
         <w:spacing w:after="160" w:line="257" w:lineRule="auto"/>
+        <w:rPr>
+          <w:rFonts w:eastAsia="Arial" w:cs="Arial"/>
+          <w:highlight w:val="yellow"/>
+        </w:rPr>
+      </w:pPr>
+      <w:r>
+        <w:rPr>
+          <w:rFonts w:eastAsia="Arial" w:cs="Arial"/>
+          <w:highlight w:val="yellow"/>
+        </w:rPr>
+        <w:t>Si rimanda a L1</w:t>
+      </w:r>
+    </w:p>
+    <w:p>
+      <w:pPr>
+        <w:pStyle w:val="Normal0"/>
+        <w:spacing w:after="160" w:line="257" w:lineRule="auto"/>
       </w:pPr>
       <w:r>
         <w:rPr>
@@ -10878,43 +11144,36 @@
         <w:jc w:val="both"/>
         <w:rPr>
           <w:rFonts w:eastAsia="Arial" w:cs="Arial"/>
-          <w:highlight w:val="yellow"/>
-        </w:rPr>
-      </w:pPr>
-      <w:r>
-        <w:rPr>
-          <w:rFonts w:eastAsia="Arial" w:cs="Arial"/>
-          <w:color w:val="000000" w:themeColor="text1"/>
-          <w:highlight w:val="yellow"/>
+        </w:rPr>
+      </w:pPr>
+      <w:r>
+        <w:rPr>
+          <w:rFonts w:eastAsia="Arial" w:cs="Arial"/>
+          <w:color w:val="000000" w:themeColor="text1" w:themeTint="FF" w:themeShade="FF"/>
         </w:rPr>
         <w:t>V_L</w:t>
       </w:r>
       <w:r>
         <w:rPr>
           <w:rFonts w:eastAsia="Arial" w:cs="Arial"/>
-          <w:color w:val="000000" w:themeColor="text1"/>
-          <w:highlight w:val="yellow"/>
+          <w:color w:val="000000" w:themeColor="text1" w:themeTint="FF" w:themeShade="FF"/>
         </w:rPr>
         <w:t>2</w:t>
       </w:r>
       <w:r>
         <w:rPr>
           <w:rFonts w:eastAsia="Arial" w:cs="Arial"/>
-          <w:color w:val="000000" w:themeColor="text1"/>
-          <w:highlight w:val="yellow"/>
+          <w:color w:val="000000" w:themeColor="text1" w:themeTint="FF" w:themeShade="FF"/>
         </w:rPr>
         <w:t>_TEST_RESULTS:</w:t>
       </w:r>
       <w:r>
-        <w:rPr>
-          <w:highlight w:val="yellow"/>
-        </w:rPr>
+        <w:rPr/>
         <w:t xml:space="preserve"> </w:t>
       </w:r>
       <w:r>
         <w:rPr>
           <w:rFonts w:eastAsia="Arial" w:cs="Arial"/>
-          <w:highlight w:val="yellow"/>
         </w:rPr>
         <w:t>Ulteriori dettagli saranno integrati durante la fase progettuale dedicata alla data quality.</w:t>
       </w:r>
@@ -11223,6 +11482,176 @@
 
 <file path=word/numbering.xml><?xml version="1.0" encoding="utf-8"?>
 <w:numbering xmlns:wpc="http://schemas.microsoft.com/office/word/2010/wordprocessingCanvas" xmlns:cx="http://schemas.microsoft.com/office/drawing/2014/chartex" xmlns:cx1="http://schemas.microsoft.com/office/drawing/2015/9/8/chartex" xmlns:cx2="http://schemas.microsoft.com/office/drawing/2015/10/21/chartex" xmlns:cx3="http://schemas.microsoft.com/office/drawing/2016/5/9/chartex" xmlns:cx4="http://schemas.microsoft.com/office/drawing/2016/5/10/chartex" xmlns:cx5="http://schemas.microsoft.com/office/drawing/2016/5/11/chartex" xmlns:cx6="http://schemas.microsoft.com/office/drawing/2016/5/12/chartex" xmlns:cx7="http://schemas.microsoft.com/office/drawing/2016/5/13/chartex" xmlns:cx8="http://schemas.microsoft.com/office/drawing/2016/5/14/chartex" xmlns:mc="http://schemas.openxmlformats.org/markup-compatibility/2006" xmlns:aink="http://schemas.microsoft.com/office/drawing/2016/ink" xmlns:am3d="http://schemas.microsoft.com/office/drawing/2017/model3d" xmlns:o="urn:schemas-microsoft-com:office:office" xmlns:r="http://schemas.openxmlformats.org/officeDocument/2006/relationships" xmlns:m="http://schemas.openxmlformats.org/officeDocument/2006/math" xmlns:v="urn:schemas-microsoft-com:vml" xmlns:wp14="http://schemas.microsoft.com/office/word/2010/wordprocessingDrawing" xmlns:wp="http://schemas.openxmlformats.org/drawingml/2006/wordprocessingDrawing" xmlns:w10="urn:schemas-microsoft-com:office:word" xmlns:w="http://schemas.openxmlformats.org/wordprocessingml/2006/main" xmlns:w14="http://schemas.microsoft.com/office/word/2010/wordml" xmlns:w15="http://schemas.microsoft.com/office/word/2012/wordml" xmlns:w16cex="http://schemas.microsoft.com/office/word/2018/wordml/cex" xmlns:w16cid="http://schemas.microsoft.com/office/word/2016/wordml/cid" xmlns:w16="http://schemas.microsoft.com/office/word/2018/wordml" xmlns:w16sdtdh="http://schemas.microsoft.com/office/word/2020/wordml/sdtdatahash" xmlns:w16se="http://schemas.microsoft.com/office/word/2015/wordml/symex" xmlns:wpg="http://schemas.microsoft.com/office/word/2010/wordprocessingGroup" xmlns:wpi="http://schemas.microsoft.com/office/word/2010/wordprocessingInk" xmlns:wne="http://schemas.microsoft.com/office/word/2006/wordml" xmlns:wps="http://schemas.microsoft.com/office/word/2010/wordprocessingShape" mc:Ignorable="w14 w15 w16se w16cid w16 w16cex w16sdtdh wp14">
+  <w:abstractNum xmlns:w="http://schemas.openxmlformats.org/wordprocessingml/2006/main" w:abstractNumId="84">
+    <w:nsid w:val="26eac2af"/>
+    <w:multiLevelType xmlns:w="http://schemas.openxmlformats.org/wordprocessingml/2006/main" w:val="hybridMultilevel"/>
+    <w:lvl xmlns:w="http://schemas.openxmlformats.org/wordprocessingml/2006/main" w:ilvl="0">
+      <w:start w:val="1"/>
+      <w:numFmt w:val="decimal"/>
+      <w:lvlText w:val="%1."/>
+      <w:lvlJc w:val="left"/>
+      <w:pPr>
+        <w:ind w:left="720" w:hanging="360"/>
+      </w:pPr>
+    </w:lvl>
+    <w:lvl xmlns:w="http://schemas.openxmlformats.org/wordprocessingml/2006/main" w:ilvl="1">
+      <w:start w:val="1"/>
+      <w:numFmt w:val="lowerLetter"/>
+      <w:lvlText w:val="%2."/>
+      <w:lvlJc w:val="left"/>
+      <w:pPr>
+        <w:ind w:left="1440" w:hanging="360"/>
+      </w:pPr>
+    </w:lvl>
+    <w:lvl xmlns:w="http://schemas.openxmlformats.org/wordprocessingml/2006/main" w:ilvl="2">
+      <w:start w:val="1"/>
+      <w:numFmt w:val="lowerRoman"/>
+      <w:lvlText w:val="%3."/>
+      <w:lvlJc w:val="right"/>
+      <w:pPr>
+        <w:ind w:left="2160" w:hanging="180"/>
+      </w:pPr>
+    </w:lvl>
+    <w:lvl xmlns:w="http://schemas.openxmlformats.org/wordprocessingml/2006/main" w:ilvl="3">
+      <w:start w:val="1"/>
+      <w:numFmt w:val="decimal"/>
+      <w:lvlText w:val="%4."/>
+      <w:lvlJc w:val="left"/>
+      <w:pPr>
+        <w:ind w:left="2880" w:hanging="360"/>
+      </w:pPr>
+    </w:lvl>
+    <w:lvl xmlns:w="http://schemas.openxmlformats.org/wordprocessingml/2006/main" w:ilvl="4">
+      <w:start w:val="1"/>
+      <w:numFmt w:val="lowerLetter"/>
+      <w:lvlText w:val="%5."/>
+      <w:lvlJc w:val="left"/>
+      <w:pPr>
+        <w:ind w:left="3600" w:hanging="360"/>
+      </w:pPr>
+    </w:lvl>
+    <w:lvl xmlns:w="http://schemas.openxmlformats.org/wordprocessingml/2006/main" w:ilvl="5">
+      <w:start w:val="1"/>
+      <w:numFmt w:val="lowerRoman"/>
+      <w:lvlText w:val="%6."/>
+      <w:lvlJc w:val="right"/>
+      <w:pPr>
+        <w:ind w:left="4320" w:hanging="180"/>
+      </w:pPr>
+    </w:lvl>
+    <w:lvl xmlns:w="http://schemas.openxmlformats.org/wordprocessingml/2006/main" w:ilvl="6">
+      <w:start w:val="1"/>
+      <w:numFmt w:val="decimal"/>
+      <w:lvlText w:val="%7."/>
+      <w:lvlJc w:val="left"/>
+      <w:pPr>
+        <w:ind w:left="5040" w:hanging="360"/>
+      </w:pPr>
+    </w:lvl>
+    <w:lvl xmlns:w="http://schemas.openxmlformats.org/wordprocessingml/2006/main" w:ilvl="7">
+      <w:start w:val="1"/>
+      <w:numFmt w:val="lowerLetter"/>
+      <w:lvlText w:val="%8."/>
+      <w:lvlJc w:val="left"/>
+      <w:pPr>
+        <w:ind w:left="5760" w:hanging="360"/>
+      </w:pPr>
+    </w:lvl>
+    <w:lvl xmlns:w="http://schemas.openxmlformats.org/wordprocessingml/2006/main" w:ilvl="8">
+      <w:start w:val="1"/>
+      <w:numFmt w:val="lowerRoman"/>
+      <w:lvlText w:val="%9."/>
+      <w:lvlJc w:val="right"/>
+      <w:pPr>
+        <w:ind w:left="6480" w:hanging="180"/>
+      </w:pPr>
+    </w:lvl>
+  </w:abstractNum>
+  <w:abstractNum xmlns:w="http://schemas.openxmlformats.org/wordprocessingml/2006/main" w:abstractNumId="83">
+    <w:nsid w:val="4c57a044"/>
+    <w:multiLevelType xmlns:w="http://schemas.openxmlformats.org/wordprocessingml/2006/main" w:val="hybridMultilevel"/>
+    <w:lvl xmlns:w="http://schemas.openxmlformats.org/wordprocessingml/2006/main" w:ilvl="0">
+      <w:start w:val="1"/>
+      <w:numFmt w:val="decimal"/>
+      <w:lvlText w:val="%1."/>
+      <w:lvlJc w:val="left"/>
+      <w:pPr>
+        <w:ind w:left="720" w:hanging="360"/>
+      </w:pPr>
+    </w:lvl>
+    <w:lvl xmlns:w="http://schemas.openxmlformats.org/wordprocessingml/2006/main" w:ilvl="1">
+      <w:start w:val="1"/>
+      <w:numFmt w:val="lowerLetter"/>
+      <w:lvlText w:val="%2."/>
+      <w:lvlJc w:val="left"/>
+      <w:pPr>
+        <w:ind w:left="1440" w:hanging="360"/>
+      </w:pPr>
+    </w:lvl>
+    <w:lvl xmlns:w="http://schemas.openxmlformats.org/wordprocessingml/2006/main" w:ilvl="2">
+      <w:start w:val="1"/>
+      <w:numFmt w:val="lowerRoman"/>
+      <w:lvlText w:val="%3."/>
+      <w:lvlJc w:val="right"/>
+      <w:pPr>
+        <w:ind w:left="2160" w:hanging="180"/>
+      </w:pPr>
+    </w:lvl>
+    <w:lvl xmlns:w="http://schemas.openxmlformats.org/wordprocessingml/2006/main" w:ilvl="3">
+      <w:start w:val="1"/>
+      <w:numFmt w:val="decimal"/>
+      <w:lvlText w:val="%4."/>
+      <w:lvlJc w:val="left"/>
+      <w:pPr>
+        <w:ind w:left="2880" w:hanging="360"/>
+      </w:pPr>
+    </w:lvl>
+    <w:lvl xmlns:w="http://schemas.openxmlformats.org/wordprocessingml/2006/main" w:ilvl="4">
+      <w:start w:val="1"/>
+      <w:numFmt w:val="lowerLetter"/>
+      <w:lvlText w:val="%5."/>
+      <w:lvlJc w:val="left"/>
+      <w:pPr>
+        <w:ind w:left="3600" w:hanging="360"/>
+      </w:pPr>
+    </w:lvl>
+    <w:lvl xmlns:w="http://schemas.openxmlformats.org/wordprocessingml/2006/main" w:ilvl="5">
+      <w:start w:val="1"/>
+      <w:numFmt w:val="lowerRoman"/>
+      <w:lvlText w:val="%6."/>
+      <w:lvlJc w:val="right"/>
+      <w:pPr>
+        <w:ind w:left="4320" w:hanging="180"/>
+      </w:pPr>
+    </w:lvl>
+    <w:lvl xmlns:w="http://schemas.openxmlformats.org/wordprocessingml/2006/main" w:ilvl="6">
+      <w:start w:val="1"/>
+      <w:numFmt w:val="decimal"/>
+      <w:lvlText w:val="%7."/>
+      <w:lvlJc w:val="left"/>
+      <w:pPr>
+        <w:ind w:left="5040" w:hanging="360"/>
+      </w:pPr>
+    </w:lvl>
+    <w:lvl xmlns:w="http://schemas.openxmlformats.org/wordprocessingml/2006/main" w:ilvl="7">
+      <w:start w:val="1"/>
+      <w:numFmt w:val="lowerLetter"/>
+      <w:lvlText w:val="%8."/>
+      <w:lvlJc w:val="left"/>
+      <w:pPr>
+        <w:ind w:left="5760" w:hanging="360"/>
+      </w:pPr>
+    </w:lvl>
+    <w:lvl xmlns:w="http://schemas.openxmlformats.org/wordprocessingml/2006/main" w:ilvl="8">
+      <w:start w:val="1"/>
+      <w:numFmt w:val="lowerRoman"/>
+      <w:lvlText w:val="%9."/>
+      <w:lvlJc w:val="right"/>
+      <w:pPr>
+        <w:ind w:left="6480" w:hanging="180"/>
+      </w:pPr>
+    </w:lvl>
+  </w:abstractNum>
   <w:abstractNum xmlns:w="http://schemas.openxmlformats.org/wordprocessingml/2006/main" w:abstractNumId="82">
     <w:nsid w:val="4d782f16"/>
     <w:multiLevelType xmlns:w="http://schemas.openxmlformats.org/wordprocessingml/2006/main" w:val="hybridMultilevel"/>
@@ -20695,6 +21124,12 @@
       </w:rPr>
     </w:lvl>
   </w:abstractNum>
+  <w:num w:numId="85">
+    <w:abstractNumId w:val="84"/>
+  </w:num>
+  <w:num w:numId="84">
+    <w:abstractNumId w:val="83"/>
+  </w:num>
   <w:num w:numId="83">
     <w:abstractNumId w:val="82"/>
   </w:num>
